--- a/courts/sixth-circuit/ohio/state/supreme-court/amicus-brief/usage/OUTPUT-amicus-brief.docx
+++ b/courts/sixth-circuit/ohio/state/supreme-court/amicus-brief/usage/OUTPUT-amicus-brief.docx
@@ -212,9 +212,7 @@
               <w:t xml:space="preserve"> </w:t>
             </w:r>
             <w:r>
-              <w:t xml:space="preserve">2025</w:t>
-              <w:noBreakHyphen/>
-              <w:t xml:space="preserve">0912</w:t>
+              <w:t xml:space="preserve">2025-⁠0912</w:t>
             </w:r>
           </w:p>
           <w:p>
@@ -330,9 +328,7 @@
               <w:t xml:space="preserve"> </w:t>
             </w:r>
             <w:r>
-              <w:t xml:space="preserve">C</w:t>
-              <w:noBreakHyphen/>
-              <w:t xml:space="preserve">2400427</w:t>
+              <w:t xml:space="preserve">C-⁠2400427</w:t>
             </w:r>
           </w:p>
         </w:tc>
@@ -877,11 +873,7 @@
               <w:t xml:space="preserve"> </w:t>
             </w:r>
             <w:r>
-              <w:t xml:space="preserve">513</w:t>
-              <w:noBreakHyphen/>
-              <w:t xml:space="preserve">946</w:t>
-              <w:noBreakHyphen/>
-              <w:t xml:space="preserve">3109</w:t>
+              <w:t xml:space="preserve">513-⁠946-⁠3109</w:t>
             </w:r>
           </w:p>
           <w:p>
@@ -897,11 +889,7 @@
               <w:t xml:space="preserve"> </w:t>
             </w:r>
             <w:r>
-              <w:t xml:space="preserve">513</w:t>
-              <w:noBreakHyphen/>
-              <w:t xml:space="preserve">946</w:t>
-              <w:noBreakHyphen/>
-              <w:t xml:space="preserve">3021</w:t>
+              <w:t xml:space="preserve">513-⁠946-⁠3021</w:t>
             </w:r>
           </w:p>
           <w:p>
@@ -988,9 +976,7 @@
               <w:t xml:space="preserve"> </w:t>
             </w:r>
             <w:r>
-              <w:t xml:space="preserve">(29614</w:t>
-              <w:noBreakHyphen/>
-              <w:t xml:space="preserve">2025)*</w:t>
+              <w:t xml:space="preserve">(29614-⁠2025)*</w:t>
             </w:r>
           </w:p>
           <w:p>
@@ -1034,9 +1020,7 @@
               <w:t xml:space="preserve"> </w:t>
             </w:r>
             <w:r>
-              <w:t xml:space="preserve">(29622</w:t>
-              <w:noBreakHyphen/>
-              <w:t xml:space="preserve">2025)*</w:t>
+              <w:t xml:space="preserve">(29622-⁠2025)*</w:t>
             </w:r>
           </w:p>
           <w:p>
@@ -1064,9 +1048,7 @@
               <w:t xml:space="preserve"> </w:t>
             </w:r>
             <w:r>
-              <w:t xml:space="preserve">(29618</w:t>
-              <w:noBreakHyphen/>
-              <w:t xml:space="preserve">2025)*</w:t>
+              <w:t xml:space="preserve">(29618-⁠2025)*</w:t>
             </w:r>
           </w:p>
           <w:p>
@@ -1088,9 +1070,7 @@
               <w:t xml:space="preserve"> </w:t>
             </w:r>
             <w:r>
-              <w:t xml:space="preserve">(29621</w:t>
-              <w:noBreakHyphen/>
-              <w:t xml:space="preserve">2025)*</w:t>
+              <w:t xml:space="preserve">(29621-⁠2025)*</w:t>
             </w:r>
           </w:p>
           <w:p>
@@ -1208,11 +1188,7 @@
               <w:t xml:space="preserve"> </w:t>
             </w:r>
             <w:r>
-              <w:t xml:space="preserve">202</w:t>
-              <w:noBreakHyphen/>
-              <w:t xml:space="preserve">371</w:t>
-              <w:noBreakHyphen/>
-              <w:t xml:space="preserve">7000</w:t>
+              <w:t xml:space="preserve">202-⁠371-⁠7000</w:t>
             </w:r>
           </w:p>
           <w:p>
@@ -1228,11 +1204,7 @@
               <w:t xml:space="preserve"> </w:t>
             </w:r>
             <w:r>
-              <w:t xml:space="preserve">202</w:t>
-              <w:noBreakHyphen/>
-              <w:t xml:space="preserve">661</w:t>
-              <w:noBreakHyphen/>
-              <w:t xml:space="preserve">4061</w:t>
+              <w:t xml:space="preserve">202-⁠661-⁠4061</w:t>
             </w:r>
           </w:p>
           <w:p>
@@ -1411,11 +1383,7 @@
               <w:t xml:space="preserve"> </w:t>
             </w:r>
             <w:r>
-              <w:t xml:space="preserve">513</w:t>
-              <w:noBreakHyphen/>
-              <w:t xml:space="preserve">946</w:t>
-              <w:noBreakHyphen/>
-              <w:t xml:space="preserve">3665</w:t>
+              <w:t xml:space="preserve">513-⁠946-⁠3665</w:t>
             </w:r>
           </w:p>
           <w:p>
@@ -1431,11 +1399,7 @@
               <w:t xml:space="preserve"> </w:t>
             </w:r>
             <w:r>
-              <w:t xml:space="preserve">513</w:t>
-              <w:noBreakHyphen/>
-              <w:t xml:space="preserve">946</w:t>
-              <w:noBreakHyphen/>
-              <w:t xml:space="preserve">3840</w:t>
+              <w:t xml:space="preserve">513-⁠946-⁠3840</w:t>
             </w:r>
           </w:p>
           <w:p>
@@ -1654,9 +1618,7 @@
               <w:t xml:space="preserve"> </w:t>
             </w:r>
             <w:r>
-              <w:t xml:space="preserve">586</w:t>
-              <w:noBreakHyphen/>
-              <w:t xml:space="preserve">1972</w:t>
+              <w:t xml:space="preserve">586-⁠1972</w:t>
             </w:r>
           </w:p>
           <w:p>
@@ -1817,9 +1779,7 @@
               <w:t xml:space="preserve"> </w:t>
             </w:r>
             <w:r>
-              <w:t xml:space="preserve">549</w:t>
-              <w:noBreakHyphen/>
-              <w:t xml:space="preserve">2500</w:t>
+              <w:t xml:space="preserve">549-⁠2500</w:t>
             </w:r>
           </w:p>
           <w:p>
@@ -2424,13 +2384,7 @@
         <w:pStyle w:val="BodyText"/>
       </w:pPr>
       <w:r>
-        <w:t xml:space="preserve">As such, the First District’s holding is plainly inconsistent with this Court’s precedent that establishes that a Fourth Amendment search occurs when there is a “physical intrusion of a constitutionally protected area in order to obtain information.” State v. Jackson, 2022-Ohio</w:t>
-      </w:r>
-      <w:r>
-        <w:noBreakHyphen/>
-      </w:r>
-      <w:r>
-        <w:t xml:space="preserve">4365, ¶ 15 (quoting United States v. Jones, 565 U.S. 400, 407 (2012)); Florida v. Jardines, 569 U.S. 1, 5 (2013) (holding that a Fourth Amendment search has occurred when the Government physically intrudes on a “constitutionally protected area”(internal citation omitted)).Under the First District’s “instinctive” intrusion exception, an entire category of intrusive canine sniffs will be immune from constitutional scrutiny, thereby infringing on the rights of people in vehicles while eroding the constitutional protections against unreasonable searches.</w:t>
+        <w:t xml:space="preserve">As such, the First District’s holding is plainly inconsistent with this Court’s precedent that establishes that a Fourth Amendment search occurs when there is a “physical intrusion of a constitutionally protected area in order to obtain information.” State v. Jackson, 2022-Ohio-⁠4365, ¶ 15 (quoting United States v. Jones, 565 U.S. 400, 407 (2012)); Florida v. Jardines, 569 U.S. 1, 5 (2013) (holding that a Fourth Amendment search has occurred when the Government physically intrudes on a “constitutionally protected area”(internal citation omitted)).Under the First District’s “instinctive” intrusion exception, an entire category of intrusive canine sniffs will be immune from constitutional scrutiny, thereby infringing on the rights of people in vehicles while eroding the constitutional protections against unreasonable searches.</w:t>
       </w:r>
     </w:p>
     <w:p>
@@ -2518,13 +2472,7 @@
         <w:t xml:space="preserve"> </w:t>
       </w:r>
       <w:r>
-        <w:t xml:space="preserve">a non-arrestable minor misdemeanor. R.C. 4503.21. Deputy Staggs then asked Barton to step out of her vehicle with her license so he could show her the violation and write her a warning. Deputy Staggs then returned to his cruiser to verify Barton’s driver’s license and to run a search of Riley’s name in his mobile data terminal. Id. (“23:21</w:t>
-      </w:r>
-      <w:r>
-        <w:noBreakHyphen/>
-      </w:r>
-      <w:r>
-        <w:t xml:space="preserve">23:24”). Deputy Staggs discovered that Riley had an outstanding warrant from Clermont County. Id. (“23:24”). As Deputy Staggs was running these searches, Deputy Friedhoff and his canine-detection canine, Falco, arrived on the scene as backup. Id. (“23:23”). The record does not indicate whether Deputy Staggs requested backup from Deputy Friedhoff. Deputy Staggs took Riley into custody, and placed him in the back of his cruiser. Id. (“23:26”). Deputy Staggs then asked Barton if he could search her vehicle—she did not consent. Id. Deputy Staggs then informed Barton that he would have Deputy Friedhoff’s canine sniff the outside of her vehicle. Deputy Staggs told Barton to stand on a concrete ledge beside the sidewalk, and stated that if the canine alerted, they would have probable cause to search the vehicle. Id. (“23:28”).</w:t>
+        <w:t xml:space="preserve">a non-arrestable minor misdemeanor. R.C. 4503.21. Deputy Staggs then asked Barton to step out of her vehicle with her license so he could show her the violation and write her a warning. Deputy Staggs then returned to his cruiser to verify Barton’s driver’s license and to run a search of Riley’s name in his mobile data terminal. Id. (“23:21-⁠23:24”). Deputy Staggs discovered that Riley had an outstanding warrant from Clermont County. Id. (“23:24”). As Deputy Staggs was running these searches, Deputy Friedhoff and his canine-detection canine, Falco, arrived on the scene as backup. Id. (“23:23”). The record does not indicate whether Deputy Staggs requested backup from Deputy Friedhoff. Deputy Staggs took Riley into custody, and placed him in the back of his cruiser. Id. (“23:26”). Deputy Staggs then asked Barton if he could search her vehicle—she did not consent. Id. Deputy Staggs then informed Barton that he would have Deputy Friedhoff’s canine sniff the outside of her vehicle. Deputy Staggs told Barton to stand on a concrete ledge beside the sidewalk, and stated that if the canine alerted, they would have probable cause to search the vehicle. Id. (“23:28”).</w:t>
       </w:r>
     </w:p>
     <w:p>
@@ -3284,25 +3232,7 @@
         <w:pStyle w:val="BodyText"/>
       </w:pPr>
       <w:r>
-        <w:t xml:space="preserve">This Court has endorsed, in related contexts, the general principle that a handling officer may be held responsible for the actions of the canine in his charge. Harris v. Hilderbrand, 2023-Ohio</w:t>
-      </w:r>
-      <w:r>
-        <w:noBreakHyphen/>
-      </w:r>
-      <w:r>
-        <w:t xml:space="preserve">3005, ¶ 30–⁠34 (discussing whether, for purposes of a negligence claim, an off-duty sheriff’s deputy was entitled to immunity for municipal employees when his canine partner bit his houseguest). Indeed, several courts in Ohio have recognized that attacks by police canines that occur during the course of duty can constitute an excessive use of force against the officer. For example, in White v. Harmon, the Sixth Circuit denied summary judgment on qualified immunity grounds where an officer brought an inadequately trained dog, who had previously bitten someone, to the arrest scene and allowed the dog to bite the handcuffed plaintiff. No. 94–1456, 1995 WL 518865, at *3 (6th Cir. Aug. 31, 1995) (unpublished table decision) (finding canine handler could be held liable for excessive force). In Rainey v. Patton, the Sixth Circuit concluded that it was unlawful for an officer to employ a police canine against an unarmed suspect who had been stopped due to a traffic offense. 534 F. App’x 391, 397 (6th Cir. 2013). Even though the plaintiff had not yet been handcuffed, she was on the ground and not attempting to flee when the canine was released. Id. Similarly, in Campbell v. City of Springboro the Sixth Circuit also found that a plaintiff made a colorable argument for excessive force. 700 F.3d 779, 787 (6th Cir. 2012). Before the canine apprehended the plaintiff, police officers had already found the plaintiff face down on the ground with his arms at his side against an outbuilding. Id.; see also Pigott v. Hornback, No. 1:14-CV</w:t>
-      </w:r>
-      <w:r>
-        <w:noBreakHyphen/>
-      </w:r>
-      <w:r>
-        <w:t xml:space="preserve">1148, 2015 WL 9590798, at *9 (N.D. Ohio Dec. 1, 2015), report and recommendation adopted, No. 1:14-CV</w:t>
-      </w:r>
-      <w:r>
-        <w:noBreakHyphen/>
-      </w:r>
-      <w:r>
-        <w:t xml:space="preserve">1148, 2015 WL 9491224 (N.D. Ohio Dec. 30, 2015).</w:t>
+        <w:t xml:space="preserve">This Court has endorsed, in related contexts, the general principle that a handling officer may be held responsible for the actions of the canine in his charge. Harris v. Hilderbrand, 2023-Ohio-⁠3005, ¶ 30–⁠34 (discussing whether, for purposes of a negligence claim, an off-duty sheriff’s deputy was entitled to immunity for municipal employees when his canine partner bit his houseguest). Indeed, several courts in Ohio have recognized that attacks by police canines that occur during the course of duty can constitute an excessive use of force against the officer. For example, in White v. Harmon, the Sixth Circuit denied summary judgment on qualified immunity grounds where an officer brought an inadequately trained dog, who had previously bitten someone, to the arrest scene and allowed the dog to bite the handcuffed plaintiff. No. 94–1456, 1995 WL 518865, at *3 (6th Cir. Aug. 31, 1995) (unpublished table decision) (finding canine handler could be held liable for excessive force). In Rainey v. Patton, the Sixth Circuit concluded that it was unlawful for an officer to employ a police canine against an unarmed suspect who had been stopped due to a traffic offense. 534 F. App’x 391, 397 (6th Cir. 2013). Even though the plaintiff had not yet been handcuffed, she was on the ground and not attempting to flee when the canine was released. Id. Similarly, in Campbell v. City of Springboro the Sixth Circuit also found that a plaintiff made a colorable argument for excessive force. 700 F.3d 779, 787 (6th Cir. 2012). Before the canine apprehended the plaintiff, police officers had already found the plaintiff face down on the ground with his arms at his side against an outbuilding. Id.; see also Pigott v. Hornback, No. 1:14-CV-⁠1148, 2015 WL 9590798, at *9 (N.D. Ohio Dec. 1, 2015), report and recommendation adopted, No. 1:14-CV-⁠1148, 2015 WL 9491224 (N.D. Ohio Dec. 30, 2015).</w:t>
       </w:r>
     </w:p>
     <w:p>
@@ -3594,13 +3524,7 @@
         <w:pStyle w:val="BodyText"/>
       </w:pPr>
       <w:r>
-        <w:t xml:space="preserve">In concluding otherwise, the First District implicitly reasoned that instinctive canine behavior is not state action and thus falls outside the scope of the Fourth Amendment. As a threshold matter, whether a canine acts “instinctively” during the course of its duty is of no legal significance. Indeed, “[s]ubjective intentions play no role in ordinary, probable-cause Fourth Amendment analysis.” Whren, 517 U.S. at 813; see Bond, 529 U.S. at 338 fn. 2 (“the subjective intent of the law enforcement officer is irrelevant in determining whether that officer’s actions violate the Fourth Amendment”); State v. Jones, 2009-Ohio</w:t>
-      </w:r>
-      <w:r>
-        <w:noBreakHyphen/>
-      </w:r>
-      <w:r>
-        <w:t xml:space="preserve">316, ¶ 36 (same); State v. Trembly, 2000 WL 875948, *3 (4th Dist. June 30, 2000) (same). The U.S. Supreme Court has made clear that with two “limited exception[s]” for special-needs and administrative searches, the subjective intent of police officers is almost always irrelevant to whether an action violates the Fourth Amendment. Ashcroft v. al-Kidd, 563 U.S. 731, 736–37 (2011). Because a canine sniff does not fall within either exception, the intent of a canine, or lack thereof, has no constitutional import. And rightfully so. The First District’s decision to retreat from objectivity invites further erosion of Ohioans’ protections from unreasonable government intrusions. If a detection canine’s physical intrusion into a private vehicle does not implicate the Fourth Amendment, then what other instrumentalities of law enforcement may an “instinctual” exception allow? Agentic AI policing tools? The First District’s decision presents complicated questions without clear answers, creating uncertainty that will undoubtedly permeate law enforcement practices and necessitate complex, often divergent, judicial interpretations.</w:t>
+        <w:t xml:space="preserve">In concluding otherwise, the First District implicitly reasoned that instinctive canine behavior is not state action and thus falls outside the scope of the Fourth Amendment. As a threshold matter, whether a canine acts “instinctively” during the course of its duty is of no legal significance. Indeed, “[s]ubjective intentions play no role in ordinary, probable-cause Fourth Amendment analysis.” Whren, 517 U.S. at 813; see Bond, 529 U.S. at 338 fn. 2 (“the subjective intent of the law enforcement officer is irrelevant in determining whether that officer’s actions violate the Fourth Amendment”); State v. Jones, 2009-Ohio-⁠316, ¶ 36 (same); State v. Trembly, 2000 WL 875948, *3 (4th Dist. June 30, 2000) (same). The U.S. Supreme Court has made clear that with two “limited exception[s]” for special-needs and administrative searches, the subjective intent of police officers is almost always irrelevant to whether an action violates the Fourth Amendment. Ashcroft v. al-Kidd, 563 U.S. 731, 736–37 (2011). Because a canine sniff does not fall within either exception, the intent of a canine, or lack thereof, has no constitutional import. And rightfully so. The First District’s decision to retreat from objectivity invites further erosion of Ohioans’ protections from unreasonable government intrusions. If a detection canine’s physical intrusion into a private vehicle does not implicate the Fourth Amendment, then what other instrumentalities of law enforcement may an “instinctual” exception allow? Agentic AI policing tools? The First District’s decision presents complicated questions without clear answers, creating uncertainty that will undoubtedly permeate law enforcement practices and necessitate complex, often divergent, judicial interpretations.</w:t>
       </w:r>
     </w:p>
     <w:p>
@@ -3608,19 +3532,7 @@
         <w:pStyle w:val="BodyText"/>
       </w:pPr>
       <w:r>
-        <w:t xml:space="preserve">Moreover, the term “instinctive” is a misnomer in this context. See Randall, 169 Idaho at 368 (“[W]e note that ⁠. ⁠. ⁠. description of the dog’s behavior as ‘instinctive’ is inapt because there is nothing innate about a dog seeking out narcotics.”). Contrary to the First District’s reasoning, canines do not instinctively search for drugs on their own; law enforcement officers train them to use their strong olfactory abilities to perform this specific task. Indeed, detection canine teams must successfully pass narcotics detection tests before they are certified and authorized to work in the field. See Ex. A at 10–11; Adm. Code 109:2</w:t>
-      </w:r>
-      <w:r>
-        <w:noBreakHyphen/>
-      </w:r>
-      <w:r>
-        <w:t xml:space="preserve">7</w:t>
-      </w:r>
-      <w:r>
-        <w:noBreakHyphen/>
-      </w:r>
-      <w:r>
-        <w:t xml:space="preserve">03.</w:t>
+        <w:t xml:space="preserve">Moreover, the term “instinctive” is a misnomer in this context. See Randall, 169 Idaho at 368 (“[W]e note that ⁠. ⁠. ⁠. description of the dog’s behavior as ‘instinctive’ is inapt because there is nothing innate about a dog seeking out narcotics.”). Contrary to the First District’s reasoning, canines do not instinctively search for drugs on their own; law enforcement officers train them to use their strong olfactory abilities to perform this specific task. Indeed, detection canine teams must successfully pass narcotics detection tests before they are certified and authorized to work in the field. See Ex. A at 10–11; Adm. Code 109:2-⁠7-⁠03.</w:t>
       </w:r>
     </w:p>
     <w:p>
@@ -4168,13 +4080,7 @@
         <w:pStyle w:val="BodyTextNote"/>
       </w:pPr>
       <w:r>
-        <w:t xml:space="preserve">Where, as here, a traffic stop “exceed[s] the time needed to handle the matter for which the stop was made” the stop “violates the Constitution’s shield against unreasonable seizures.” Id. at 350; see State v. Green, 2016-Ohio</w:t>
-      </w:r>
-      <w:r>
-        <w:noBreakHyphen/>
-      </w:r>
-      <w:r>
-        <w:t xml:space="preserve">4810, ¶ 2 (7th Dist.) (holding that when officers extend a traffic stop “past the time needed to complete the mission of the stop without reasonable suspicion to do so” the stop becomes an unconstitutional seizure). In this case, Deputy Staggs stopped Barton on the basis of improper placement of a license plate and intended to issue her a warning ticket for the violation—i.e., the mission of the traffic stop. See State’s Brief in Opposition to Defendant’s Motion to Suppress, App. T.d. 13, p. 2. However, the canine sniff of the exterior and interior of Barton’s vehicle was conducted after the time reasonably required to complete the stop’s mission and there was no independent reasonable suspicion of criminal activity to justify it.</w:t>
+        <w:t xml:space="preserve">Where, as here, a traffic stop “exceed[s] the time needed to handle the matter for which the stop was made” the stop “violates the Constitution’s shield against unreasonable seizures.” Id. at 350; see State v. Green, 2016-Ohio-⁠4810, ¶ 2 (7th Dist.) (holding that when officers extend a traffic stop “past the time needed to complete the mission of the stop without reasonable suspicion to do so” the stop becomes an unconstitutional seizure). In this case, Deputy Staggs stopped Barton on the basis of improper placement of a license plate and intended to issue her a warning ticket for the violation—i.e., the mission of the traffic stop. See State’s Brief in Opposition to Defendant’s Motion to Suppress, App. T.d. 13, p. 2. However, the canine sniff of the exterior and interior of Barton’s vehicle was conducted after the time reasonably required to complete the stop’s mission and there was no independent reasonable suspicion of criminal activity to justify it.</w:t>
       </w:r>
       <w:r>
         <w:rPr>
@@ -4228,13 +4134,7 @@
         <w:pStyle w:val="BodyText"/>
       </w:pPr>
       <w:r>
-        <w:t xml:space="preserve">Likewise, this Court has identified four general categories of “certain specific and articulable facts” that would give rise to reasonable suspicion: “(1) location; (2) the officer’s experience, training or knowledge; (3) the suspect’s conduct or appearance; and (4) the surrounding circumstances.” State v. Brown, 2010-Ohio</w:t>
-      </w:r>
-      <w:r>
-        <w:noBreakHyphen/>
-      </w:r>
-      <w:r>
-        <w:t xml:space="preserve">1110, ¶ 30 (5th Dist.) (citing State v. Bobo, 37 Ohio St.3d 177, 178–79 (1988)). Location relates to whether the stop occurred in a “high crime” area, an area of known drug activity, or an area under police surveillance, those facts may give rise to reasonable suspicion. Id. at ¶ 31 (collecting cases). The “suspect’s conduct or appearance includes suspicious, inexplicable, or furtive movements, such as watching-out, ducking, hiding, fleeing, or discarding an object.” Id. at ¶ 33 (collecting cases). By itself, nervousness “is a weak basis for suspicion.” Jordan, 100 F.4th at 721. This is especially true for drivers, who “don’t enjoy being pulled over,” considering the prospects of a ticket, increased insurance, or a suspended license. Id. The surrounding circumstances factor relates to the time of day or night and the officers’ safety if they are “out of a vehicle, away from protection, or without backup.” Brown at ¶ 35 (collecting cases).</w:t>
+        <w:t xml:space="preserve">Likewise, this Court has identified four general categories of “certain specific and articulable facts” that would give rise to reasonable suspicion: “(1) location; (2) the officer’s experience, training or knowledge; (3) the suspect’s conduct or appearance; and (4) the surrounding circumstances.” State v. Brown, 2010-Ohio-⁠1110, ¶ 30 (5th Dist.) (citing State v. Bobo, 37 Ohio St.3d 177, 178–79 (1988)). Location relates to whether the stop occurred in a “high crime” area, an area of known drug activity, or an area under police surveillance, those facts may give rise to reasonable suspicion. Id. at ¶ 31 (collecting cases). The “suspect’s conduct or appearance includes suspicious, inexplicable, or furtive movements, such as watching-out, ducking, hiding, fleeing, or discarding an object.” Id. at ¶ 33 (collecting cases). By itself, nervousness “is a weak basis for suspicion.” Jordan, 100 F.4th at 721. This is especially true for drivers, who “don’t enjoy being pulled over,” considering the prospects of a ticket, increased insurance, or a suspended license. Id. The surrounding circumstances factor relates to the time of day or night and the officers’ safety if they are “out of a vehicle, away from protection, or without backup.” Brown at ¶ 35 (collecting cases).</w:t>
       </w:r>
     </w:p>
     <w:p>
@@ -4242,13 +4142,7 @@
         <w:pStyle w:val="BodyText"/>
       </w:pPr>
       <w:r>
-        <w:t xml:space="preserve">No specific and articulable facts provide an objective basis for suspecting wrongdoing here. Nothing in the record indicates that the location; officers’ experience, training or knowledge; the conduct or appearance of Barton or Mr. Riley; or surrounding circumstances gave rise to reasonable suspicion. Outstanding warrants for Mr. Riley, Barton’s passenger, cannot give rise to reasonable suspicion of current wrongdoing. “[K]knowledge of a person’s prior criminal involvement (to say nothing of a mere arrest) is alone insufficient to give rise to the requisite ‘reasonable suspicion’ to justify a shift in investigatory intrusion from the traffic stop to a firearms or drugs investigation.” Green, 2016-Ohio</w:t>
-      </w:r>
-      <w:r>
-        <w:noBreakHyphen/>
-      </w:r>
-      <w:r>
-        <w:t xml:space="preserve">4810, at ¶ 22 (internal citations omitted) (rejecting argument that the officer’s recognition of the suspects from an earlier drug incident formed the requisite reasonable suspicion for extending the traffic stop). The Brown court similarly rejected an argument that the officer’s prior familiarity with the suspect as someone known to have a substance use disorder gave rise to reasonable suspicion. See Brown, 2010-Ohio at ¶ 26–⁠27. “If the law were otherwise, any person with any sort of criminal record—or even worse, a person with arrests but no convictions—could be subjected to a Terry-type investigative stop by a law enforcement officer at any time without the need for any other justification at all.” Id. at ¶ 28 (citing United States v. Sandoval, 29 F.3d 537, 543 (10th Cir. 1994)).</w:t>
+        <w:t xml:space="preserve">No specific and articulable facts provide an objective basis for suspecting wrongdoing here. Nothing in the record indicates that the location; officers’ experience, training or knowledge; the conduct or appearance of Barton or Mr. Riley; or surrounding circumstances gave rise to reasonable suspicion. Outstanding warrants for Mr. Riley, Barton’s passenger, cannot give rise to reasonable suspicion of current wrongdoing. “[K]knowledge of a person’s prior criminal involvement (to say nothing of a mere arrest) is alone insufficient to give rise to the requisite ‘reasonable suspicion’ to justify a shift in investigatory intrusion from the traffic stop to a firearms or drugs investigation.” Green, 2016-Ohio-⁠4810, at ¶ 22 (internal citations omitted) (rejecting argument that the officer’s recognition of the suspects from an earlier drug incident formed the requisite reasonable suspicion for extending the traffic stop). The Brown court similarly rejected an argument that the officer’s prior familiarity with the suspect as someone known to have a substance use disorder gave rise to reasonable suspicion. See Brown, 2010-Ohio at ¶ 26–⁠27. “If the law were otherwise, any person with any sort of criminal record—or even worse, a person with arrests but no convictions—could be subjected to a Terry-type investigative stop by a law enforcement officer at any time without the need for any other justification at all.” Id. at ¶ 28 (citing United States v. Sandoval, 29 F.3d 537, 543 (10th Cir. 1994)).</w:t>
       </w:r>
     </w:p>
     <w:p>
@@ -4272,19 +4166,7 @@
         <w:pStyle w:val="BodyText"/>
       </w:pPr>
       <w:r>
-        <w:t xml:space="preserve">For the foregoing reasons, the canine’s sniff of the interior of Barton’s vehicle was a Fourth Amendment search that required, but was not supported by probable cause. The canine sniff was also unconstitutional because it was conducted after the time reasonably required to complete the stop’s mission and there was no independent reasonable suspicion of criminal activity to justify it. Accordingly, this Court should reverse the First District’s decision and remand with instructions to remand to the trial court to suppress the evidence recovered from Barton’s vehicle. Dated: November 24, 2025 Respectfully submitted, ⁠/s/ Amy Gilbert Amy Gilbert (0100887) Freda Levenson (0045916) Counsel of Record ACLU OF OHIO FOUNDATION 4506 Chester Avenue Cleveland, OH 44102 Telephone: (614) 586</w:t>
-      </w:r>
-      <w:r>
-        <w:noBreakHyphen/>
-      </w:r>
-      <w:r>
-        <w:t xml:space="preserve">1959 agilbert@acluohio.org flevenson@acluohio.org Julian Clark* AMERICAN CIVIL LIBERTIES UNION FOUNDATION 125 Broad Street, 18th Floor New York, NY 10004 Telephone: (212) 549</w:t>
-      </w:r>
-      <w:r>
-        <w:noBreakHyphen/>
-      </w:r>
-      <w:r>
-        <w:t xml:space="preserve">2500 jclark@aclu.org Counsel for Amici Curiae *Motion for permission to appear pro hac vice forthcoming</w:t>
+        <w:t xml:space="preserve">For the foregoing reasons, the canine’s sniff of the interior of Barton’s vehicle was a Fourth Amendment search that required, but was not supported by probable cause. The canine sniff was also unconstitutional because it was conducted after the time reasonably required to complete the stop’s mission and there was no independent reasonable suspicion of criminal activity to justify it. Accordingly, this Court should reverse the First District’s decision and remand with instructions to remand to the trial court to suppress the evidence recovered from Barton’s vehicle. Dated: November 24, 2025 Respectfully submitted, ⁠/s/ Amy Gilbert Amy Gilbert (0100887) Freda Levenson (0045916) Counsel of Record ACLU OF OHIO FOUNDATION 4506 Chester Avenue Cleveland, OH 44102 Telephone: (614) 586-⁠1959 agilbert@acluohio.org flevenson@acluohio.org Julian Clark* AMERICAN CIVIL LIBERTIES UNION FOUNDATION 125 Broad Street, 18th Floor New York, NY 10004 Telephone: (212) 549-⁠2500 jclark@aclu.org Counsel for Amici Curiae *Motion for permission to appear pro hac vice forthcoming</w:t>
       </w:r>
     </w:p>
     <w:p>
@@ -4538,9 +4420,7 @@
                     <w:t xml:space="preserve"> </w:t>
                   </w:r>
                   <w:r>
-                    <w:t xml:space="preserve">586</w:t>
-                    <w:noBreakHyphen/>
-                    <w:t xml:space="preserve">1972</w:t>
+                    <w:t xml:space="preserve">586-⁠1972</w:t>
                   </w:r>
                 </w:p>
                 <w:p>
@@ -4980,9 +4860,7 @@
               <w:t xml:space="preserve"> </w:t>
             </w:r>
             <w:r>
-              <w:t xml:space="preserve">(29614</w:t>
-              <w:noBreakHyphen/>
-              <w:t xml:space="preserve">2025)</w:t>
+              <w:t xml:space="preserve">(29614-⁠2025)</w:t>
             </w:r>
           </w:p>
           <w:p>
@@ -5026,9 +4904,7 @@
               <w:t xml:space="preserve"> </w:t>
             </w:r>
             <w:r>
-              <w:t xml:space="preserve">(29622</w:t>
-              <w:noBreakHyphen/>
-              <w:t xml:space="preserve">2025)</w:t>
+              <w:t xml:space="preserve">(29622-⁠2025)</w:t>
             </w:r>
           </w:p>
           <w:p>
@@ -5056,9 +4932,7 @@
               <w:t xml:space="preserve"> </w:t>
             </w:r>
             <w:r>
-              <w:t xml:space="preserve">(29618</w:t>
-              <w:noBreakHyphen/>
-              <w:t xml:space="preserve">2025)</w:t>
+              <w:t xml:space="preserve">(29618-⁠2025)</w:t>
             </w:r>
           </w:p>
           <w:p>
@@ -5080,9 +4954,7 @@
               <w:t xml:space="preserve"> </w:t>
             </w:r>
             <w:r>
-              <w:t xml:space="preserve">(29621</w:t>
-              <w:noBreakHyphen/>
-              <w:t xml:space="preserve">2025)</w:t>
+              <w:t xml:space="preserve">(29621-⁠2025)</w:t>
             </w:r>
           </w:p>
           <w:p>
@@ -5493,9 +5365,7 @@
               <w:t xml:space="preserve"> </w:t>
             </w:r>
             <w:r>
-              <w:t xml:space="preserve">586</w:t>
-              <w:noBreakHyphen/>
-              <w:t xml:space="preserve">1972</w:t>
+              <w:t xml:space="preserve">586-⁠1972</w:t>
             </w:r>
           </w:p>
           <w:p>
@@ -6417,7 +6287,7 @@
     <w:qFormat/>
     <w:pPr>
       <w:keepLines/>
-      <w:spacing w:before="0" w:after="120" w:line="276" w:lineRule="exact"/>
+      <w:spacing w:before="26" w:after="120" w:line="276" w:lineRule="exact"/>
     </w:pPr>
     <w:rPr>
       <w:sz w:val="24"/>
